--- a/static/downloads/de/docx/layer-0/purpose-charter.docx
+++ b/static/downloads/de/docx/layer-0/purpose-charter.docx
@@ -59,13 +59,13 @@
         <w:t xml:space="preserve">RCOS – Regenerative Community Operating System</w:t>
       </w:r>
     </w:p>
-    <w:bookmarkStart w:id="21" w:name="purpose-charter"/>
+    <w:bookmarkStart w:id="21" w:name="zweckcharta"/>
     <w:p>
       <w:pPr>
         <w:pStyle w:val="Heading1"/>
       </w:pPr>
       <w:r>
-        <w:t xml:space="preserve">Purpose Charter</w:t>
+        <w:t xml:space="preserve">Zweckcharta</w:t>
       </w:r>
     </w:p>
     <w:p>
@@ -145,18 +145,6 @@
       </w:hyperlink>
     </w:p>
     <w:p>
-      <w:pPr>
-        <w:pStyle w:val="BlockText"/>
-      </w:pPr>
-      <w:r>
-        <w:rPr>
-          <w:i/>
-          <w:iCs/>
-        </w:rPr>
-        <w:t xml:space="preserve">Dieser Inhalt ist noch nicht ins Deutsche übersetzt – die englische Quelle wird angezeigt.</w:t>
-      </w:r>
-    </w:p>
-    <w:p>
       <w:r>
         <w:pict>
           <v:rect style="width:0;height:1.5pt" o:hralign="center" o:hrstd="t" o:hr="t"/>
@@ -176,13 +164,13 @@
           <w:b/>
           <w:bCs/>
         </w:rPr>
-        <w:t xml:space="preserve">Layer:</w:t>
+        <w:t xml:space="preserve">Schicht:</w:t>
       </w:r>
       <w:r>
         <w:t xml:space="preserve"> </w:t>
       </w:r>
       <w:r>
-        <w:t xml:space="preserve">0 — Identity &amp; Scope</w:t>
+        <w:t xml:space="preserve">0 — Identität &amp; Geltungsbereich</w:t>
       </w:r>
     </w:p>
     <w:p>
@@ -204,7 +192,7 @@
         <w:t xml:space="preserve"> </w:t>
       </w:r>
       <w:r>
-        <w:t xml:space="preserve">Template — adapt for your community</w:t>
+        <w:t xml:space="preserve">Vorlage — an eure Gemeinschaft anpassen</w:t>
       </w:r>
     </w:p>
     <w:p>
@@ -220,7 +208,7 @@
           <w:b/>
           <w:bCs/>
         </w:rPr>
-        <w:t xml:space="preserve">RCOS reference:</w:t>
+        <w:t xml:space="preserve">RCOS-Referenz:</w:t>
       </w:r>
       <w:r>
         <w:t xml:space="preserve"> </w:t>
@@ -255,13 +243,13 @@
         </w:pict>
       </w:r>
     </w:p>
-    <w:bookmarkStart w:id="16" w:name="primary-purpose"/>
+    <w:bookmarkStart w:id="16" w:name="primärer-zweck"/>
     <w:p>
       <w:pPr>
         <w:pStyle w:val="Heading2"/>
       </w:pPr>
       <w:r>
-        <w:t xml:space="preserve">Primary Purpose</w:t>
+        <w:t xml:space="preserve">Primärer Zweck</w:t>
       </w:r>
     </w:p>
     <w:p>
@@ -273,7 +261,7 @@
           <w:i/>
           <w:iCs/>
         </w:rPr>
-        <w:t xml:space="preserve">RCOS clauses:</w:t>
+        <w:t xml:space="preserve">RCOS-Klauseln:</w:t>
       </w:r>
       <w:r>
         <w:rPr>
@@ -350,7 +338,7 @@
           <w:b/>
           <w:bCs/>
         </w:rPr>
-        <w:t xml:space="preserve">Begründung — Why a single enduring purpose</w:t>
+        <w:t xml:space="preserve">Begründung — Warum ein einzelner dauerhafter Zweck</w:t>
       </w:r>
     </w:p>
     <w:p>
@@ -358,7 +346,7 @@
         <w:pStyle w:val="BlockText"/>
       </w:pPr>
       <w:r>
-        <w:t xml:space="preserve">Every decision, role, and allocation of resources downstream has to stay consistent with one thing — the community’s primary purpose. If it drifts, shifts with trends, or gets rewritten to justify the latest project, there is nothing left to anchor governance to. A single, stable primary purpose is the constitutional north star: strategies change, the purpose does not.</w:t>
+        <w:t xml:space="preserve">Jede Entscheidung, jede Rolle und jede Ressourcenzuteilung muss mit einer Sache im Einklang bleiben — dem primären Zweck der Gemeinschaft. Wenn er abdriftet, sich Trends anpasst oder umgeschrieben wird, um das neueste Projekt zu rechtfertigen, gibt es nichts mehr, woran sich die Governance verankern lässt. Ein einzelner, stabiler primärer Zweck ist der konstitutionelle Nordstern: Strategien ändern sich, der Zweck nicht.</w:t>
       </w:r>
     </w:p>
     <w:p>
@@ -370,7 +358,7 @@
           <w:b/>
           <w:bCs/>
         </w:rPr>
-        <w:t xml:space="preserve">Anleitung — How to fill this in</w:t>
+        <w:t xml:space="preserve">Anleitung — Wie ihr das ausfüllt</w:t>
       </w:r>
     </w:p>
     <w:p>
@@ -378,7 +366,7 @@
         <w:pStyle w:val="BlockText"/>
       </w:pPr>
       <w:r>
-        <w:t xml:space="preserve">State exactly one primary purpose. It must describe the enduring reason your community exists — not a project, strategy, or short-term goal. One or two sentences.</w:t>
+        <w:t xml:space="preserve">Formuliert genau einen primären Zweck. Er muss den dauerhaften Grund beschreiben, warum eure Gemeinschaft existiert — kein Projekt, keine Strategie und kein kurzfristiges Ziel. Ein bis zwei Sätze.</w:t>
       </w:r>
     </w:p>
     <w:p>
@@ -390,17 +378,17 @@
           <w:i/>
           <w:iCs/>
         </w:rPr>
-        <w:t xml:space="preserve">&lt;Your community’s primary purpose, in one or two sentences.&gt;</w:t>
+        <w:t xml:space="preserve">&lt;Der primäre Zweck eurer Gemeinschaft, in ein bis zwei Sätzen.&gt;</w:t>
       </w:r>
     </w:p>
     <w:bookmarkEnd w:id="16"/>
-    <w:bookmarkStart w:id="17" w:name="secondary-purposes"/>
+    <w:bookmarkStart w:id="17" w:name="sekundäre-zwecke"/>
     <w:p>
       <w:pPr>
         <w:pStyle w:val="Heading2"/>
       </w:pPr>
       <w:r>
-        <w:t xml:space="preserve">Secondary Purposes</w:t>
+        <w:t xml:space="preserve">Sekundäre Zwecke</w:t>
       </w:r>
     </w:p>
     <w:p>
@@ -412,7 +400,7 @@
           <w:i/>
           <w:iCs/>
         </w:rPr>
-        <w:t xml:space="preserve">RCOS clauses:</w:t>
+        <w:t xml:space="preserve">RCOS-Klauseln:</w:t>
       </w:r>
       <w:r>
         <w:rPr>
@@ -441,7 +429,7 @@
           <w:b/>
           <w:bCs/>
         </w:rPr>
-        <w:t xml:space="preserve">Begründung — Why allow secondary purposes</w:t>
+        <w:t xml:space="preserve">Begründung — Warum sekundäre Zwecke zulassen</w:t>
       </w:r>
     </w:p>
     <w:p>
@@ -449,7 +437,7 @@
         <w:pStyle w:val="BlockText"/>
       </w:pPr>
       <w:r>
-        <w:t xml:space="preserve">A community rarely does only one thing. Secondary purposes make space for the other concrete outcomes the community pursues — but they are subordinate. If a secondary purpose ever conflicts with the primary, the primary wins. Declaring them explicitly prevents scope creep from masquerading as core work.</w:t>
+        <w:t xml:space="preserve">Eine Gemeinschaft tut selten nur eine Sache. Sekundäre Zwecke schaffen Raum für die anderen konkreten Ergebnisse, die die Gemeinschaft verfolgt — aber sie sind nachrangig. Wenn ein sekundärer Zweck jemals mit dem primären in Konflikt gerät, hat der primäre Vorrang. Indem ihr sie explizit benennt, verhindert ihr, dass schleichende Ausweitung sich als Kernarbeit tarnt.</w:t>
       </w:r>
     </w:p>
     <w:p>
@@ -461,7 +449,7 @@
           <w:b/>
           <w:bCs/>
         </w:rPr>
-        <w:t xml:space="preserve">Anleitung — How to fill this in</w:t>
+        <w:t xml:space="preserve">Anleitung — Wie ihr das ausfüllt</w:t>
       </w:r>
     </w:p>
     <w:p>
@@ -469,7 +457,7 @@
         <w:pStyle w:val="BlockText"/>
       </w:pPr>
       <w:r>
-        <w:t xml:space="preserve">List concrete secondary outcomes the community pursues. They must not conflict with or override the primary purpose. Remove the section entirely if you have none.</w:t>
+        <w:t xml:space="preserve">Listet konkrete sekundäre Ergebnisse auf, die die Gemeinschaft verfolgt. Sie dürfen nicht im Widerspruch zum primären Zweck stehen oder diesen überlagern. Entfernt diesen Abschnitt vollständig, wenn ihr keine habt.</w:t>
       </w:r>
     </w:p>
     <w:p>
@@ -485,7 +473,7 @@
           <w:i/>
           <w:iCs/>
         </w:rPr>
-        <w:t xml:space="preserve">&lt;Secondary purpose 1.&gt;</w:t>
+        <w:t xml:space="preserve">&lt;Sekundärer Zweck 1.&gt;</w:t>
       </w:r>
     </w:p>
     <w:p>
@@ -501,7 +489,7 @@
           <w:i/>
           <w:iCs/>
         </w:rPr>
-        <w:t xml:space="preserve">&lt;Secondary purpose 2.&gt;</w:t>
+        <w:t xml:space="preserve">&lt;Sekundärer Zweck 2.&gt;</w:t>
       </w:r>
     </w:p>
     <w:p>
@@ -517,17 +505,17 @@
           <w:i/>
           <w:iCs/>
         </w:rPr>
-        <w:t xml:space="preserve">&lt;Secondary purpose 3.&gt;</w:t>
+        <w:t xml:space="preserve">&lt;Sekundärer Zweck 3.&gt;</w:t>
       </w:r>
     </w:p>
     <w:bookmarkEnd w:id="17"/>
-    <w:bookmarkStart w:id="18" w:name="non-goals-and-exclusions"/>
+    <w:bookmarkStart w:id="18" w:name="nicht-ziele-und-ausschlüsse"/>
     <w:p>
       <w:pPr>
         <w:pStyle w:val="Heading2"/>
       </w:pPr>
       <w:r>
-        <w:t xml:space="preserve">Non-Goals and Exclusions</w:t>
+        <w:t xml:space="preserve">Nicht-Ziele und Ausschlüsse</w:t>
       </w:r>
     </w:p>
     <w:p>
@@ -539,7 +527,7 @@
           <w:b/>
           <w:bCs/>
         </w:rPr>
-        <w:t xml:space="preserve">Begründung — Why state what the community is not</w:t>
+        <w:t xml:space="preserve">Begründung — Warum festhalten, was die Gemeinschaft nicht ist</w:t>
       </w:r>
     </w:p>
     <w:p>
@@ -547,7 +535,7 @@
         <w:pStyle w:val="BlockText"/>
       </w:pPr>
       <w:r>
-        <w:t xml:space="preserve">Communities drift by accretion — one uncontested assumption at a time. Naming what the community is explicitly</w:t>
+        <w:t xml:space="preserve">Gemeinschaften driften durch Anhäufung ab — eine unwidersprochen gebliebene Annahme nach der anderen. Zu benennen, was die Gemeinschaft ausdrücklich</w:t>
       </w:r>
       <w:r>
         <w:t xml:space="preserve"> </w:t>
@@ -557,13 +545,13 @@
           <w:i/>
           <w:iCs/>
         </w:rPr>
-        <w:t xml:space="preserve">not</w:t>
+        <w:t xml:space="preserve">nicht</w:t>
       </w:r>
       <w:r>
         <w:t xml:space="preserve"> </w:t>
       </w:r>
       <w:r>
-        <w:t xml:space="preserve">makes boundary violations visible early, and gives anyone a clear basis to object before an activity becomes normalized. Silence here gets read as consent.</w:t>
+        <w:t xml:space="preserve">ist, macht Grenzüberschreitungen frühzeitig sichtbar und gibt allen eine klare Grundlage, Einspruch zu erheben, bevor eine Aktivität zur Normalität wird. Schweigen wird hier als Zustimmung gelesen.</w:t>
       </w:r>
     </w:p>
     <w:p>
@@ -575,7 +563,7 @@
           <w:b/>
           <w:bCs/>
         </w:rPr>
-        <w:t xml:space="preserve">Anleitung — How to fill this in</w:t>
+        <w:t xml:space="preserve">Anleitung — Wie ihr das ausfüllt</w:t>
       </w:r>
     </w:p>
     <w:p>
@@ -583,7 +571,7 @@
         <w:pStyle w:val="BlockText"/>
       </w:pPr>
       <w:r>
-        <w:t xml:space="preserve">Name the things your community is explicitly NOT, especially identities or roles others might assume by default (political party, investment vehicle, religious group, etc.).</w:t>
+        <w:t xml:space="preserve">Benennt die Dinge, die eure Gemeinschaft ausdrücklich NICHT ist, insbesondere Identitäten oder Rollen, die andere möglicherweise standardmäßig annehmen könnten (politische Partei, Investmentvehikel, religiöse Gruppe usw.).</w:t>
       </w:r>
     </w:p>
     <w:p>
@@ -599,7 +587,7 @@
           <w:i/>
           <w:iCs/>
         </w:rPr>
-        <w:t xml:space="preserve">&lt;Non-goal 1.&gt;</w:t>
+        <w:t xml:space="preserve">&lt;Nicht-Ziel 1.&gt;</w:t>
       </w:r>
     </w:p>
     <w:p>
@@ -615,7 +603,7 @@
           <w:i/>
           <w:iCs/>
         </w:rPr>
-        <w:t xml:space="preserve">&lt;Non-goal 2.&gt;</w:t>
+        <w:t xml:space="preserve">&lt;Nicht-Ziel 2.&gt;</w:t>
       </w:r>
     </w:p>
     <w:p>
@@ -631,17 +619,17 @@
           <w:i/>
           <w:iCs/>
         </w:rPr>
-        <w:t xml:space="preserve">&lt;Non-goal 3.&gt;</w:t>
+        <w:t xml:space="preserve">&lt;Nicht-Ziel 3.&gt;</w:t>
       </w:r>
     </w:p>
     <w:bookmarkEnd w:id="18"/>
-    <w:bookmarkStart w:id="19" w:name="conditions-for-purpose-change"/>
+    <w:bookmarkStart w:id="19" w:name="bedingungen-für-eine-zweckänderung"/>
     <w:p>
       <w:pPr>
         <w:pStyle w:val="Heading2"/>
       </w:pPr>
       <w:r>
-        <w:t xml:space="preserve">Conditions for Purpose Change</w:t>
+        <w:t xml:space="preserve">Bedingungen für eine Zweckänderung</w:t>
       </w:r>
     </w:p>
     <w:p>
@@ -653,7 +641,7 @@
           <w:i/>
           <w:iCs/>
         </w:rPr>
-        <w:t xml:space="preserve">RCOS clauses:</w:t>
+        <w:t xml:space="preserve">RCOS-Klauseln:</w:t>
       </w:r>
       <w:r>
         <w:rPr>
@@ -682,7 +670,7 @@
           <w:b/>
           <w:bCs/>
         </w:rPr>
-        <w:t xml:space="preserve">Begründung — Why make changing the purpose hard</w:t>
+        <w:t xml:space="preserve">Begründung — Warum soll eine Zweckänderung schwierig sein</w:t>
       </w:r>
     </w:p>
     <w:p>
@@ -690,7 +678,7 @@
         <w:pStyle w:val="BlockText"/>
       </w:pPr>
       <w:r>
-        <w:t xml:space="preserve">Purpose is the one thing everything else depends on. If it were easy to change, nothing above it in the stack — membership, governance, invariants — could be trusted to mean the same thing from one year to the next. Constitutional-level thresholds and a ratification delay force a deliberate, visible act, not a quiet drift.</w:t>
+        <w:t xml:space="preserve">Der Zweck ist das eine Element, von dem alles andere abhängt. Wäre er leicht zu ändern, könnte nichts, was darauf aufbaut — Mitgliedschaft, Governance, Invarianten — darauf vertrauen, von einem Jahr zum nächsten dasselbe zu bedeuten. Konstitutionelle Schwellenwerte und eine Ratifizierungsfrist erzwingen einen bewussten, sichtbaren Akt statt eines stillen Abdriftens.</w:t>
       </w:r>
     </w:p>
     <w:p>
@@ -702,7 +690,7 @@
           <w:b/>
           <w:bCs/>
         </w:rPr>
-        <w:t xml:space="preserve">Anleitung — How to fill this in</w:t>
+        <w:t xml:space="preserve">Anleitung — Wie ihr das ausfüllt</w:t>
       </w:r>
     </w:p>
     <w:p>
@@ -710,7 +698,7 @@
         <w:pStyle w:val="BlockText"/>
       </w:pPr>
       <w:r>
-        <w:t xml:space="preserve">Describe the change procedure. At minimum: the decision type required for the primary purpose (Constitutional, per Layer 2), the threshold, the ratification delay, and where the change is recorded (Layer 6 version history). Secondary purposes typically need a lower bar.</w:t>
+        <w:t xml:space="preserve">Beschreibt das Änderungsverfahren. Mindestens: den erforderlichen Entscheidungstyp für den primären Zweck (Konstitutionell, gemäß Schicht 2), den Schwellenwert, die Ratifizierungsfrist und wo die Änderung festgehalten wird (Versionshistorie in Schicht 6). Sekundäre Zwecke erfordern typischerweise eine niedrigere Hürde.</w:t>
       </w:r>
     </w:p>
     <w:p>
@@ -718,7 +706,7 @@
         <w:pStyle w:val="FirstParagraph"/>
       </w:pPr>
       <w:r>
-        <w:t xml:space="preserve">The primary purpose may only be changed through a Constitutional decision as defined in the Decision Matrix (Layer 2), requiring</w:t>
+        <w:t xml:space="preserve">Der primäre Zweck darf nur durch eine konstitutionelle Entscheidung gemäß der Entscheidungsmatrix (Schicht 2) geändert werden, die</w:t>
       </w:r>
       <w:r>
         <w:t xml:space="preserve"> </w:t>
@@ -728,10 +716,13 @@
           <w:i/>
           <w:iCs/>
         </w:rPr>
-        <w:t xml:space="preserve">&lt;threshold, e.g. supermajority of Full Members ≥⅔ of votes cast&gt;</w:t>
-      </w:r>
-      <w:r>
-        <w:t xml:space="preserve">, followed by a ratification period of no less than</w:t>
+        <w:t xml:space="preserve">&lt;Schwellenwert, z. B. qualifizierte Mehrheit der Vollmitglieder ≥⅔ der abgegebenen Stimmen&gt;</w:t>
+      </w:r>
+      <w:r>
+        <w:t xml:space="preserve"> </w:t>
+      </w:r>
+      <w:r>
+        <w:t xml:space="preserve">erfordert, gefolgt von einer Ratifizierungsfrist von mindestens</w:t>
       </w:r>
       <w:r>
         <w:t xml:space="preserve"> </w:t>
@@ -741,10 +732,10 @@
           <w:i/>
           <w:iCs/>
         </w:rPr>
-        <w:t xml:space="preserve">&lt;duration, e.g. 30 days&gt;</w:t>
-      </w:r>
-      <w:r>
-        <w:t xml:space="preserve">. Secondary purposes may be changed through a Strategic decision. Any change must be recorded in the Version History (Layer 6).</w:t>
+        <w:t xml:space="preserve">&lt;Dauer, z. B. 30 Tagen&gt;</w:t>
+      </w:r>
+      <w:r>
+        <w:t xml:space="preserve">. Sekundäre Zwecke können durch eine strategische Entscheidung geändert werden. Jede Änderung muss in der Versionshistorie (Schicht 6) festgehalten werden.</w:t>
       </w:r>
     </w:p>
     <w:p>
@@ -755,13 +746,13 @@
       </w:r>
     </w:p>
     <w:bookmarkEnd w:id="19"/>
-    <w:bookmarkStart w:id="20" w:name="ratification-record"/>
+    <w:bookmarkStart w:id="20" w:name="ratifizierungsprotokoll"/>
     <w:p>
       <w:pPr>
         <w:pStyle w:val="Heading2"/>
       </w:pPr>
       <w:r>
-        <w:t xml:space="preserve">Ratification Record</w:t>
+        <w:t xml:space="preserve">Ratifizierungsprotokoll</w:t>
       </w:r>
     </w:p>
     <w:p>
@@ -777,7 +768,7 @@
           <w:b/>
           <w:bCs/>
         </w:rPr>
-        <w:t xml:space="preserve">Adopted:</w:t>
+        <w:t xml:space="preserve">Angenommen:</w:t>
       </w:r>
       <w:r>
         <w:t xml:space="preserve"> </w:t>
@@ -796,13 +787,13 @@
           <w:b/>
           <w:bCs/>
         </w:rPr>
-        <w:t xml:space="preserve">Decision type:</w:t>
+        <w:t xml:space="preserve">Entscheidungstyp:</w:t>
       </w:r>
       <w:r>
         <w:t xml:space="preserve"> </w:t>
       </w:r>
       <w:r>
-        <w:t xml:space="preserve">Constitutional</w:t>
+        <w:t xml:space="preserve">Konstitutionell</w:t>
       </w:r>
     </w:p>
     <w:p>
@@ -837,7 +828,7 @@
           <w:b/>
           <w:bCs/>
         </w:rPr>
-        <w:t xml:space="preserve">Decision record:</w:t>
+        <w:t xml:space="preserve">Entscheidungsprotokoll:</w:t>
       </w:r>
       <w:r>
         <w:t xml:space="preserve"> </w:t>

--- a/static/downloads/de/docx/layer-0/purpose-charter.docx
+++ b/static/downloads/de/docx/layer-0/purpose-charter.docx
@@ -87,7 +87,7 @@
         <w:t xml:space="preserve"> </w:t>
       </w:r>
       <w:r>
-        <w:t xml:space="preserve">2026-04-28</w:t>
+        <w:t xml:space="preserve">2026-04-29</w:t>
       </w:r>
     </w:p>
     <w:p>

--- a/static/downloads/de/docx/layer-0/purpose-charter.docx
+++ b/static/downloads/de/docx/layer-0/purpose-charter.docx
@@ -87,7 +87,7 @@
         <w:t xml:space="preserve"> </w:t>
       </w:r>
       <w:r>
-        <w:t xml:space="preserve">2026-06-26</w:t>
+        <w:t xml:space="preserve">2026-07-07</w:t>
       </w:r>
     </w:p>
     <w:p>
@@ -331,8 +331,14 @@
     </w:p>
     <w:p>
       <w:pPr>
-        <w:pStyle w:val="BlockText"/>
-      </w:pPr>
+        <w:pStyle w:val="BodyText"/>
+      </w:pPr>
+      <w:r>
+        <w:t xml:space="preserve">&gt;</w:t>
+      </w:r>
+      <w:r>
+        <w:t xml:space="preserve"> </w:t>
+      </w:r>
       <w:r>
         <w:rPr>
           <w:b/>
@@ -340,19 +346,29 @@
         </w:rPr>
         <w:t xml:space="preserve">Begründung — Warum ein einzelner dauerhafter Zweck</w:t>
       </w:r>
-    </w:p>
-    <w:p>
-      <w:pPr>
-        <w:pStyle w:val="BlockText"/>
-      </w:pPr>
-      <w:r>
-        <w:t xml:space="preserve">Jede Entscheidung, jede Rolle und jede Ressourcenzuteilung muss mit einer Sache im Einklang bleiben — dem primären Zweck der Gemeinschaft. Wenn er abdriftet, sich Trends anpasst oder umgeschrieben wird, um das neueste Projekt zu rechtfertigen, gibt es nichts mehr, woran sich die Governance verankern lässt. Ein einzelner, stabiler primärer Zweck ist der konstitutionelle Nordstern: Strategien ändern sich, der Zweck nicht.</w:t>
-      </w:r>
-    </w:p>
-    <w:p>
-      <w:pPr>
-        <w:pStyle w:val="BlockText"/>
-      </w:pPr>
+      <w:r>
+        <w:t xml:space="preserve"> </w:t>
+      </w:r>
+      <w:r>
+        <w:t xml:space="preserve">&gt;</w:t>
+      </w:r>
+      <w:r>
+        <w:t xml:space="preserve"> </w:t>
+      </w:r>
+      <w:r>
+        <w:t xml:space="preserve">&gt; Jede Entscheidung, jede Rolle und jede Ressourcenzuteilung muss mit einer Sache im Einklang bleiben — dem primären Zweck der Gemeinschaft. Wenn er abdriftet, sich Trends anpasst oder umgeschrieben wird, um das neueste Projekt zu rechtfertigen, gibt es nichts mehr, woran sich die Governance verankern lässt. Ein einzelner, stabiler primärer Zweck ist der konstitutionelle Nordstern: Strategien ändern sich, der Zweck nicht.</w:t>
+      </w:r>
+    </w:p>
+    <w:p>
+      <w:pPr>
+        <w:pStyle w:val="BodyText"/>
+      </w:pPr>
+      <w:r>
+        <w:t xml:space="preserve">&gt;</w:t>
+      </w:r>
+      <w:r>
+        <w:t xml:space="preserve"> </w:t>
+      </w:r>
       <w:r>
         <w:rPr>
           <w:b/>
@@ -360,18 +376,22 @@
         </w:rPr>
         <w:t xml:space="preserve">Anleitung — Wie ihr das ausfüllt</w:t>
       </w:r>
-    </w:p>
-    <w:p>
-      <w:pPr>
-        <w:pStyle w:val="BlockText"/>
-      </w:pPr>
-      <w:r>
-        <w:t xml:space="preserve">Formuliert genau einen primären Zweck. Er muss den dauerhaften Grund beschreiben, warum eure Gemeinschaft existiert — kein Projekt, keine Strategie und kein kurzfristiges Ziel. Ein bis zwei Sätze.</w:t>
-      </w:r>
-    </w:p>
-    <w:p>
-      <w:pPr>
-        <w:pStyle w:val="FirstParagraph"/>
+      <w:r>
+        <w:t xml:space="preserve"> </w:t>
+      </w:r>
+      <w:r>
+        <w:t xml:space="preserve">&gt;</w:t>
+      </w:r>
+      <w:r>
+        <w:t xml:space="preserve"> </w:t>
+      </w:r>
+      <w:r>
+        <w:t xml:space="preserve">&gt; Formuliert genau einen primären Zweck. Er muss den dauerhaften Grund beschreiben, warum eure Gemeinschaft existiert — kein Projekt, keine Strategie und kein kurzfristiges Ziel. Ein bis zwei Sätze.</w:t>
+      </w:r>
+    </w:p>
+    <w:p>
+      <w:pPr>
+        <w:pStyle w:val="BodyText"/>
       </w:pPr>
       <w:r>
         <w:rPr>
@@ -422,8 +442,14 @@
     </w:p>
     <w:p>
       <w:pPr>
-        <w:pStyle w:val="BlockText"/>
-      </w:pPr>
+        <w:pStyle w:val="BodyText"/>
+      </w:pPr>
+      <w:r>
+        <w:t xml:space="preserve">&gt;</w:t>
+      </w:r>
+      <w:r>
+        <w:t xml:space="preserve"> </w:t>
+      </w:r>
       <w:r>
         <w:rPr>
           <w:b/>
@@ -431,19 +457,29 @@
         </w:rPr>
         <w:t xml:space="preserve">Begründung — Warum sekundäre Zwecke zulassen</w:t>
       </w:r>
-    </w:p>
-    <w:p>
-      <w:pPr>
-        <w:pStyle w:val="BlockText"/>
-      </w:pPr>
-      <w:r>
-        <w:t xml:space="preserve">Eine Gemeinschaft tut selten nur eine Sache. Sekundäre Zwecke schaffen Raum für die anderen konkreten Ergebnisse, die die Gemeinschaft verfolgt — aber sie sind nachrangig. Wenn ein sekundärer Zweck jemals mit dem primären in Konflikt gerät, hat der primäre Vorrang. Indem ihr sie explizit benennt, verhindert ihr, dass schleichende Ausweitung sich als Kernarbeit tarnt.</w:t>
-      </w:r>
-    </w:p>
-    <w:p>
-      <w:pPr>
-        <w:pStyle w:val="BlockText"/>
-      </w:pPr>
+      <w:r>
+        <w:t xml:space="preserve"> </w:t>
+      </w:r>
+      <w:r>
+        <w:t xml:space="preserve">&gt;</w:t>
+      </w:r>
+      <w:r>
+        <w:t xml:space="preserve"> </w:t>
+      </w:r>
+      <w:r>
+        <w:t xml:space="preserve">&gt; Eine Gemeinschaft tut selten nur eine Sache. Sekundäre Zwecke schaffen Raum für die anderen konkreten Ergebnisse, die die Gemeinschaft verfolgt — aber sie sind nachrangig. Wenn ein sekundärer Zweck jemals mit dem primären in Konflikt gerät, hat der primäre Vorrang. Indem ihr sie explizit benennt, verhindert ihr, dass schleichende Ausweitung sich als Kernarbeit tarnt.</w:t>
+      </w:r>
+    </w:p>
+    <w:p>
+      <w:pPr>
+        <w:pStyle w:val="BodyText"/>
+      </w:pPr>
+      <w:r>
+        <w:t xml:space="preserve">&gt;</w:t>
+      </w:r>
+      <w:r>
+        <w:t xml:space="preserve"> </w:t>
+      </w:r>
       <w:r>
         <w:rPr>
           <w:b/>
@@ -451,13 +487,17 @@
         </w:rPr>
         <w:t xml:space="preserve">Anleitung — Wie ihr das ausfüllt</w:t>
       </w:r>
-    </w:p>
-    <w:p>
-      <w:pPr>
-        <w:pStyle w:val="BlockText"/>
-      </w:pPr>
-      <w:r>
-        <w:t xml:space="preserve">Listet konkrete sekundäre Ergebnisse auf, die die Gemeinschaft verfolgt. Sie dürfen nicht im Widerspruch zum primären Zweck stehen oder diesen überlagern. Entfernt diesen Abschnitt vollständig, wenn ihr keine habt.</w:t>
+      <w:r>
+        <w:t xml:space="preserve"> </w:t>
+      </w:r>
+      <w:r>
+        <w:t xml:space="preserve">&gt;</w:t>
+      </w:r>
+      <w:r>
+        <w:t xml:space="preserve"> </w:t>
+      </w:r>
+      <w:r>
+        <w:t xml:space="preserve">&gt; Listet konkrete sekundäre Ergebnisse auf, die die Gemeinschaft verfolgt. Sie dürfen nicht im Widerspruch zum primären Zweck stehen oder diesen überlagern. Entfernt diesen Abschnitt vollständig, wenn ihr keine habt.</w:t>
       </w:r>
     </w:p>
     <w:p>
@@ -520,8 +560,14 @@
     </w:p>
     <w:p>
       <w:pPr>
-        <w:pStyle w:val="BlockText"/>
-      </w:pPr>
+        <w:pStyle w:val="FirstParagraph"/>
+      </w:pPr>
+      <w:r>
+        <w:t xml:space="preserve">&gt;</w:t>
+      </w:r>
+      <w:r>
+        <w:t xml:space="preserve"> </w:t>
+      </w:r>
       <w:r>
         <w:rPr>
           <w:b/>
@@ -529,13 +575,17 @@
         </w:rPr>
         <w:t xml:space="preserve">Begründung — Warum festhalten, was die Gemeinschaft nicht ist</w:t>
       </w:r>
-    </w:p>
-    <w:p>
-      <w:pPr>
-        <w:pStyle w:val="BlockText"/>
-      </w:pPr>
-      <w:r>
-        <w:t xml:space="preserve">Gemeinschaften driften durch Anhäufung ab — eine unwidersprochen gebliebene Annahme nach der anderen. Zu benennen, was die Gemeinschaft ausdrücklich</w:t>
+      <w:r>
+        <w:t xml:space="preserve"> </w:t>
+      </w:r>
+      <w:r>
+        <w:t xml:space="preserve">&gt;</w:t>
+      </w:r>
+      <w:r>
+        <w:t xml:space="preserve"> </w:t>
+      </w:r>
+      <w:r>
+        <w:t xml:space="preserve">&gt; Gemeinschaften driften durch Anhäufung ab — eine unwidersprochen gebliebene Annahme nach der anderen. Zu benennen, was die Gemeinschaft ausdrücklich</w:t>
       </w:r>
       <w:r>
         <w:t xml:space="preserve"> </w:t>
@@ -556,8 +606,14 @@
     </w:p>
     <w:p>
       <w:pPr>
-        <w:pStyle w:val="BlockText"/>
-      </w:pPr>
+        <w:pStyle w:val="BodyText"/>
+      </w:pPr>
+      <w:r>
+        <w:t xml:space="preserve">&gt;</w:t>
+      </w:r>
+      <w:r>
+        <w:t xml:space="preserve"> </w:t>
+      </w:r>
       <w:r>
         <w:rPr>
           <w:b/>
@@ -565,13 +621,17 @@
         </w:rPr>
         <w:t xml:space="preserve">Anleitung — Wie ihr das ausfüllt</w:t>
       </w:r>
-    </w:p>
-    <w:p>
-      <w:pPr>
-        <w:pStyle w:val="BlockText"/>
-      </w:pPr>
-      <w:r>
-        <w:t xml:space="preserve">Benennt die Dinge, die eure Gemeinschaft ausdrücklich NICHT ist, insbesondere Identitäten oder Rollen, die andere möglicherweise standardmäßig annehmen könnten (politische Partei, Investmentvehikel, religiöse Gruppe usw.).</w:t>
+      <w:r>
+        <w:t xml:space="preserve"> </w:t>
+      </w:r>
+      <w:r>
+        <w:t xml:space="preserve">&gt;</w:t>
+      </w:r>
+      <w:r>
+        <w:t xml:space="preserve"> </w:t>
+      </w:r>
+      <w:r>
+        <w:t xml:space="preserve">&gt; Benennt die Dinge, die eure Gemeinschaft ausdrücklich NICHT ist, insbesondere Identitäten oder Rollen, die andere möglicherweise standardmäßig annehmen könnten (politische Partei, Investmentvehikel, religiöse Gruppe usw.).</w:t>
       </w:r>
     </w:p>
     <w:p>
@@ -663,8 +723,14 @@
     </w:p>
     <w:p>
       <w:pPr>
-        <w:pStyle w:val="BlockText"/>
-      </w:pPr>
+        <w:pStyle w:val="BodyText"/>
+      </w:pPr>
+      <w:r>
+        <w:t xml:space="preserve">&gt;</w:t>
+      </w:r>
+      <w:r>
+        <w:t xml:space="preserve"> </w:t>
+      </w:r>
       <w:r>
         <w:rPr>
           <w:b/>
@@ -672,19 +738,29 @@
         </w:rPr>
         <w:t xml:space="preserve">Begründung — Warum soll eine Zweckänderung schwierig sein</w:t>
       </w:r>
-    </w:p>
-    <w:p>
-      <w:pPr>
-        <w:pStyle w:val="BlockText"/>
-      </w:pPr>
-      <w:r>
-        <w:t xml:space="preserve">Der Zweck ist das eine Element, von dem alles andere abhängt. Wäre er leicht zu ändern, könnte nichts, was darauf aufbaut — Mitgliedschaft, Governance, Invarianten — darauf vertrauen, von einem Jahr zum nächsten dasselbe zu bedeuten. Konstitutionelle Schwellenwerte und eine Ratifizierungsfrist erzwingen einen bewussten, sichtbaren Akt statt eines stillen Abdriftens.</w:t>
-      </w:r>
-    </w:p>
-    <w:p>
-      <w:pPr>
-        <w:pStyle w:val="BlockText"/>
-      </w:pPr>
+      <w:r>
+        <w:t xml:space="preserve"> </w:t>
+      </w:r>
+      <w:r>
+        <w:t xml:space="preserve">&gt;</w:t>
+      </w:r>
+      <w:r>
+        <w:t xml:space="preserve"> </w:t>
+      </w:r>
+      <w:r>
+        <w:t xml:space="preserve">&gt; Der Zweck ist das eine Element, von dem alles andere abhängt. Wäre er leicht zu ändern, könnte nichts, was darauf aufbaut — Mitgliedschaft, Governance, Invarianten — darauf vertrauen, von einem Jahr zum nächsten dasselbe zu bedeuten. Konstitutionelle Schwellenwerte und eine Ratifizierungsfrist erzwingen einen bewussten, sichtbaren Akt statt eines stillen Abdriftens.</w:t>
+      </w:r>
+    </w:p>
+    <w:p>
+      <w:pPr>
+        <w:pStyle w:val="BodyText"/>
+      </w:pPr>
+      <w:r>
+        <w:t xml:space="preserve">&gt;</w:t>
+      </w:r>
+      <w:r>
+        <w:t xml:space="preserve"> </w:t>
+      </w:r>
       <w:r>
         <w:rPr>
           <w:b/>
@@ -692,18 +768,22 @@
         </w:rPr>
         <w:t xml:space="preserve">Anleitung — Wie ihr das ausfüllt</w:t>
       </w:r>
-    </w:p>
-    <w:p>
-      <w:pPr>
-        <w:pStyle w:val="BlockText"/>
-      </w:pPr>
-      <w:r>
-        <w:t xml:space="preserve">Beschreibt das Änderungsverfahren. Mindestens: den erforderlichen Entscheidungstyp für den primären Zweck (Konstitutionell, gemäß Schicht 2), den Schwellenwert, die Ratifizierungsfrist und wo die Änderung festgehalten wird (Versionshistorie in Schicht 6). Sekundäre Zwecke erfordern typischerweise eine niedrigere Hürde.</w:t>
-      </w:r>
-    </w:p>
-    <w:p>
-      <w:pPr>
-        <w:pStyle w:val="FirstParagraph"/>
+      <w:r>
+        <w:t xml:space="preserve"> </w:t>
+      </w:r>
+      <w:r>
+        <w:t xml:space="preserve">&gt;</w:t>
+      </w:r>
+      <w:r>
+        <w:t xml:space="preserve"> </w:t>
+      </w:r>
+      <w:r>
+        <w:t xml:space="preserve">&gt; Beschreibt das Änderungsverfahren. Mindestens: den erforderlichen Entscheidungstyp für den primären Zweck (Konstitutionell, gemäß Schicht 2), den Schwellenwert, die Ratifizierungsfrist und wo die Änderung festgehalten wird (Versionshistorie in Schicht 6). Sekundäre Zwecke erfordern typischerweise eine niedrigere Hürde.</w:t>
+      </w:r>
+    </w:p>
+    <w:p>
+      <w:pPr>
+        <w:pStyle w:val="BodyText"/>
       </w:pPr>
       <w:r>
         <w:t xml:space="preserve">Der primäre Zweck darf nur durch eine konstitutionelle Entscheidung gemäß der Entscheidungsmatrix (Schicht 2) geändert werden, die</w:t>
@@ -773,6 +853,9 @@
       <w:r>
         <w:t xml:space="preserve"> </w:t>
       </w:r>
+      <w:r>
+        <w:t xml:space="preserve">&lt;JJJJ-MM-TT&gt;</w:t>
+      </w:r>
     </w:p>
     <w:p>
       <w:pPr>
@@ -814,6 +897,9 @@
       <w:r>
         <w:t xml:space="preserve"> </w:t>
       </w:r>
+      <w:r>
+        <w:t xml:space="preserve">&lt;Version&gt;</w:t>
+      </w:r>
     </w:p>
     <w:p>
       <w:pPr>
@@ -832,6 +918,9 @@
       </w:r>
       <w:r>
         <w:t xml:space="preserve"> </w:t>
+      </w:r>
+      <w:r>
+        <w:t xml:space="preserve">&lt;Link zum Entscheidungsprotokoll&gt;</w:t>
       </w:r>
     </w:p>
     <w:bookmarkEnd w:id="20"/>

--- a/static/downloads/de/docx/layer-0/purpose-charter.docx
+++ b/static/downloads/de/docx/layer-0/purpose-charter.docx
@@ -87,7 +87,7 @@
         <w:t xml:space="preserve"> </w:t>
       </w:r>
       <w:r>
-        <w:t xml:space="preserve">2026-07-07</w:t>
+        <w:t xml:space="preserve">2026-08-31</w:t>
       </w:r>
     </w:p>
     <w:p>
@@ -561,6 +561,35 @@
     <w:p>
       <w:pPr>
         <w:pStyle w:val="FirstParagraph"/>
+      </w:pPr>
+      <w:r>
+        <w:rPr>
+          <w:i/>
+          <w:iCs/>
+        </w:rPr>
+        <w:t xml:space="preserve">RCOS-Klauseln:</w:t>
+      </w:r>
+      <w:r>
+        <w:rPr>
+          <w:i/>
+          <w:iCs/>
+        </w:rPr>
+        <w:t xml:space="preserve"> </w:t>
+      </w:r>
+      <w:hyperlink r:id="rId14">
+        <w:r>
+          <w:rPr>
+            <w:rStyle w:val="Hyperlink"/>
+            <w:i/>
+            <w:iCs/>
+          </w:rPr>
+          <w:t xml:space="preserve">2.1.5</w:t>
+        </w:r>
+      </w:hyperlink>
+    </w:p>
+    <w:p>
+      <w:pPr>
+        <w:pStyle w:val="BodyText"/>
       </w:pPr>
       <w:r>
         <w:t xml:space="preserve">&gt;</w:t>
